--- a/iBatis转JDBC转换方案报告.docx
+++ b/iBatis转JDBC转换方案报告.docx
@@ -24,7 +24,7 @@
           <w:rFonts w:ascii="宋体" w:hAnsi="宋体"/>
           <w:sz w:val="32"/>
         </w:rPr>
-        <w:t>完整技术方案文档</w:t>
+        <w:t>技术方案与测试说明</w:t>
       </w:r>
     </w:p>
     <w:p/>
@@ -47,7 +47,7 @@
         <w:rPr>
           <w:sz w:val="22"/>
         </w:rPr>
-        <w:t>版本：v1.0</w:t>
+        <w:t>版本：v1.1</w:t>
       </w:r>
     </w:p>
     <w:p>
@@ -150,7 +150,7 @@
     </w:p>
     <w:p>
       <w:r>
-        <w:t>iBatis 是一个经典的 ORM 框架，在企业级应用中广泛使用。随着技术栈更新，许多项目需要从 iBatis 迁移到原生 JDBC 或新的 ORM 框架。本项目提供了一个自动化转换工具，将 iBatis XML 配置中的 SQL 语句转换为标准 JDBC PreparedStatement 格式。</w:t>
+        <w:t>iBatis 在不少遗留系统中仍被大量使用。随着技术栈升级，项目通常需要逐步迁移到 JDBC 或其他数据访问方案。本项目提供自动化转换能力，将 iBatis XML 中的 SQL 定义转换为可审查、可执行的 JDBC 形式。</w:t>
       </w:r>
     </w:p>
     <w:p>
@@ -166,7 +166,7 @@
         <w:pStyle w:val="ListBullet"/>
       </w:pPr>
       <w:r>
-        <w:t>降低迁移成本：自动转换 SQL，避免手工逐一修改</w:t>
+        <w:t>降低迁移成本：批量转换 SQL，减少人工改写工作量</w:t>
       </w:r>
     </w:p>
     <w:p>
@@ -174,7 +174,7 @@
         <w:pStyle w:val="ListBullet"/>
       </w:pPr>
       <w:r>
-        <w:t>确保准确性：通过单元测试验证转换逻辑的正确性</w:t>
+        <w:t>提升可验证性：通过测试与报告输出支持逐条核对</w:t>
       </w:r>
     </w:p>
     <w:p>
@@ -182,7 +182,7 @@
         <w:pStyle w:val="ListBullet"/>
       </w:pPr>
       <w:r>
-        <w:t>提供可视化：生成 Excel 和 Markdown 报告，便于人工审查</w:t>
+        <w:t>增强可读性：生成 Markdown、SQL 与 Excel 明细，便于审查</w:t>
       </w:r>
     </w:p>
     <w:p>
@@ -190,7 +190,7 @@
         <w:pStyle w:val="ListBullet"/>
       </w:pPr>
       <w:r>
-        <w:t>保证兼容性：完整支持 iBatis 的动态 SQL 特性</w:t>
+        <w:t>保持兼容性：覆盖常见 iBatis 动态 SQL 语法</w:t>
       </w:r>
     </w:p>
     <w:p>
@@ -211,7 +211,7 @@
     </w:p>
     <w:p>
       <w:r>
-        <w:t>转换方案采用两步走：</w:t>
+        <w:t>转换流程分为两个阶段：</w:t>
       </w:r>
     </w:p>
     <w:p>
@@ -219,7 +219,7 @@
         <w:pStyle w:val="ListNumber"/>
       </w:pPr>
       <w:r>
-        <w:t>第一步：XML 解析与标签展开</w:t>
+        <w:t>第一阶段：XML 解析与标签展开</w:t>
       </w:r>
     </w:p>
     <w:p>
@@ -235,7 +235,7 @@
         <w:pStyle w:val="ListNumber"/>
       </w:pPr>
       <w:r>
-        <w:t>第二步：JDBC 标准化</w:t>
+        <w:t>第二阶段：JDBC 标准化</w:t>
       </w:r>
     </w:p>
     <w:p>
@@ -687,7 +687,7 @@
         <w:pStyle w:val="ListNumber"/>
       </w:pPr>
       <w:r>
-        <w:t>IbatisToJdbcConverter - 主转换器</w:t>
+        <w:t>IbatisToJdbcConverter：主转换器</w:t>
       </w:r>
     </w:p>
     <w:p>
@@ -703,15 +703,15 @@
         <w:pStyle w:val="ListBullet2"/>
       </w:pPr>
       <w:r>
-        <w:t>功能：XML 加载、SQL 转换、参数提取</w:t>
+        <w:t>扫描方法：loadSqlMapsFromClasspath(fileOrDirPaths)</w:t>
       </w:r>
     </w:p>
     <w:p>
       <w:pPr>
-        <w:pStyle w:val="ListNumber"/>
+        <w:pStyle w:val="ListBullet2"/>
       </w:pPr>
       <w:r>
-        <w:t>ConvertedSql - 转换结果封装</w:t>
+        <w:t>扫描结果：getLoadedStatementInfos()/getLoadedStatementCount()</w:t>
       </w:r>
     </w:p>
     <w:p>
@@ -719,23 +719,23 @@
         <w:pStyle w:val="ListBullet2"/>
       </w:pPr>
       <w:r>
-        <w:t>属性：sql（? 占位符形式）、preparedBindings（参数列表）</w:t>
+        <w:t>职责：转换 SQL、提取参数绑定</w:t>
       </w:r>
     </w:p>
     <w:p>
       <w:pPr>
-        <w:pStyle w:val="ListBullet2"/>
+        <w:pStyle w:val="ListNumber"/>
       </w:pPr>
       <w:r>
-        <w:t>方法：toPreviewSql()（生成可读预览）</w:t>
+        <w:t>ConvertedSql：转换结果对象</w:t>
       </w:r>
     </w:p>
     <w:p>
       <w:pPr>
-        <w:pStyle w:val="ListNumber"/>
+        <w:pStyle w:val="ListBullet2"/>
       </w:pPr>
       <w:r>
-        <w:t>JdbcExecutor - JDBC 执行器</w:t>
+        <w:t>核心字段：sql（? 占位符形式）、preparedBindings（参数列表）</w:t>
       </w:r>
     </w:p>
     <w:p>
@@ -743,7 +743,7 @@
         <w:pStyle w:val="ListBullet2"/>
       </w:pPr>
       <w:r>
-        <w:t>功能：将转换结果直接执行到数据库</w:t>
+        <w:t>常用方法：toPreviewSql()（生成可执行 SQL 预览）</w:t>
       </w:r>
     </w:p>
     <w:p>
@@ -751,7 +751,7 @@
         <w:pStyle w:val="ListNumber"/>
       </w:pPr>
       <w:r>
-        <w:t>IbatisXmlSupport - XML 工具库</w:t>
+        <w:t>JdbcExecutor：JDBC 执行器</w:t>
       </w:r>
     </w:p>
     <w:p>
@@ -759,7 +759,23 @@
         <w:pStyle w:val="ListBullet2"/>
       </w:pPr>
       <w:r>
-        <w:t>功能：标签识别、正则表达式、属性提取</w:t>
+        <w:t>职责：将转换结果按参数顺序绑定并执行</w:t>
+      </w:r>
+    </w:p>
+    <w:p>
+      <w:pPr>
+        <w:pStyle w:val="ListNumber"/>
+      </w:pPr>
+      <w:r>
+        <w:t>IbatisXmlSupport：XML 工具类</w:t>
+      </w:r>
+    </w:p>
+    <w:p>
+      <w:pPr>
+        <w:pStyle w:val="ListBullet2"/>
+      </w:pPr>
+      <w:r>
+        <w:t>职责：标签识别、占位符解析、属性提取</w:t>
       </w:r>
     </w:p>
     <w:p>
@@ -775,7 +791,7 @@
         <w:pStyle w:val="ListNumber"/>
       </w:pPr>
       <w:r>
-        <w:t>1. 加载 SQLMap XML 文件</w:t>
+        <w:t>1. 扫描并加载 SQLMap 文件</w:t>
       </w:r>
     </w:p>
     <w:p>
@@ -783,7 +799,15 @@
         <w:pStyle w:val="ListBullet2"/>
       </w:pPr>
       <w:r>
-        <w:t>解析 DOCTYPE，建立 statement 索引</w:t>
+        <w:t>通过 loadSqlMapsFromClasspath 扫描 classpath、目录或 jar 中的 sqlmap 文件</w:t>
+      </w:r>
+    </w:p>
+    <w:p>
+      <w:pPr>
+        <w:pStyle w:val="ListBullet2"/>
+      </w:pPr>
+      <w:r>
+        <w:t>解析 XML 并建立 statement/sql/resultMap 索引</w:t>
       </w:r>
     </w:p>
     <w:p>
@@ -1046,7 +1070,7 @@
         <w:pStyle w:val="ListBullet"/>
       </w:pPr>
       <w:r>
-        <w:t>当前测试数量：18+ 个测试用例</w:t>
+        <w:t>测试规模：以当前代码库实际测试集合为准</w:t>
       </w:r>
     </w:p>
     <w:p>
@@ -1054,7 +1078,7 @@
         <w:pStyle w:val="ListBullet"/>
       </w:pPr>
       <w:r>
-        <w:t>测试结果：全部通过（BUILD SUCCESS）</w:t>
+        <w:t>测试结果：以本次执行输出为准</w:t>
       </w:r>
     </w:p>
     <w:p>
@@ -1070,7 +1094,7 @@
         <w:pStyle w:val="ListBullet"/>
       </w:pPr>
       <w:r>
-        <w:t>SQLMap 报告：自动读取 XML，生成 Markdown + SQL 脚本</w:t>
+        <w:t>SQLMap 报告：自动读取 SQLMap，生成 Markdown 与 SQL 脚本</w:t>
       </w:r>
     </w:p>
     <w:p>
@@ -1078,7 +1102,7 @@
         <w:pStyle w:val="ListBullet"/>
       </w:pPr>
       <w:r>
-        <w:t>Excel 提取：从测试代码解析 convertPrepared 调用，导出参数表</w:t>
+        <w:t>Excel 导出：从 Markdown 报告提取结构化字段并生成明细表</w:t>
       </w:r>
     </w:p>
     <w:p>
@@ -1086,7 +1110,7 @@
         <w:pStyle w:val="ListBullet"/>
       </w:pPr>
       <w:r>
-        <w:t>覆盖范围：common_sqlmap / hr_sqlmap 等真实样本</w:t>
+        <w:t>覆盖范围：以当前测试资源目录中的样本文件为准</w:t>
       </w:r>
     </w:p>
     <w:p>
@@ -1155,7 +1179,7 @@
         <w:pStyle w:val="ListBullet"/>
       </w:pPr>
       <w:r>
-        <w:t>加速迁移：自动化转换，减少手工工作量 80%+</w:t>
+        <w:t>加速迁移：自动化转换，显著减少手工改写工作量</w:t>
       </w:r>
     </w:p>
     <w:p>
@@ -1352,13 +1376,13 @@
     </w:p>
     <w:p>
       <w:r>
-        <w:t>本项目提供了一个完整、可靠的 iBatis to JDBC 转换方案，通过自动化处理 XML 解析、动态标签展开、参数绑定等复杂逻辑，大幅降低了迁移成本。项目已覆盖 iBatis 的主要特性，并通过充分的单元测试保证了转换准确性。</w:t>
+        <w:t>本项目提供了可落地的 iBatis 到 JDBC 转换方案。通过自动化处理 XML 解析、动态标签展开与参数绑定，可在迁移过程中提升效率并降低人工改写风险。结合测试与报告，可支持逐条核对与持续迭代。</w:t>
       </w:r>
     </w:p>
     <w:p/>
     <w:p>
       <w:r>
-        <w:t>该方案特别适合大规模遗留系统的现代化改造，可在保证业务连续性的前提下，逐步升级技术栈。未来还可进一步扩展工具链，包括 Web UI、IDE 插件等，进一步提升用户体验。</w:t>
+        <w:t>该方案适用于遗留系统现代化改造场景，可在保持业务连续性的前提下分阶段推进。后续可继续扩展工具链能力，例如 Web 界面、IDE 集成和批量处理能力。</w:t>
       </w:r>
     </w:p>
     <w:sectPr>

--- a/iBatis转JDBC转换方案报告.docx
+++ b/iBatis转JDBC转换方案报告.docx
@@ -36,7 +36,7 @@
         <w:rPr>
           <w:sz w:val="22"/>
         </w:rPr>
-        <w:t>生成日期：2026年05月16日</w:t>
+        <w:t>生成日期：2026年05月17日</w:t>
       </w:r>
     </w:p>
     <w:p>
@@ -63,68 +63,55 @@
         <w:t>目录</w:t>
       </w:r>
     </w:p>
+    <w:p/>
     <w:p>
-      <w:pPr>
-        <w:pStyle w:val="ListNumber"/>
-      </w:pPr>
       <w:r>
         <w:t>1. 项目概述</w:t>
       </w:r>
     </w:p>
     <w:p>
-      <w:pPr>
-        <w:pStyle w:val="ListNumber"/>
-      </w:pPr>
       <w:r>
         <w:t>2. 转换方案设计</w:t>
       </w:r>
     </w:p>
     <w:p>
-      <w:pPr>
-        <w:pStyle w:val="ListNumber"/>
-      </w:pPr>
       <w:r>
         <w:t>3. 核心功能说明</w:t>
       </w:r>
     </w:p>
     <w:p>
-      <w:pPr>
-        <w:pStyle w:val="ListNumber"/>
-      </w:pPr>
       <w:r>
         <w:t>4. 系统架构</w:t>
       </w:r>
     </w:p>
     <w:p>
-      <w:pPr>
-        <w:pStyle w:val="ListNumber"/>
-      </w:pPr>
       <w:r>
         <w:t>5. 实现细节</w:t>
       </w:r>
     </w:p>
     <w:p>
-      <w:pPr>
-        <w:pStyle w:val="ListNumber"/>
-      </w:pPr>
       <w:r>
         <w:t>6. 测试验证</w:t>
       </w:r>
     </w:p>
     <w:p>
-      <w:pPr>
-        <w:pStyle w:val="ListNumber"/>
-      </w:pPr>
       <w:r>
         <w:t>7. 适用场景与价值</w:t>
       </w:r>
     </w:p>
     <w:p>
-      <w:pPr>
-        <w:pStyle w:val="ListNumber"/>
-      </w:pPr>
       <w:r>
         <w:t>8. 后续扩展规划</w:t>
+      </w:r>
+    </w:p>
+    <w:p>
+      <w:r>
+        <w:t>9. 技术栈</w:t>
+      </w:r>
+    </w:p>
+    <w:p>
+      <w:r>
+        <w:t>10. 总结</w:t>
       </w:r>
     </w:p>
     <w:p>
@@ -150,7 +137,7 @@
     </w:p>
     <w:p>
       <w:r>
-        <w:t>iBatis 在不少遗留系统中仍被大量使用。随着技术栈升级，项目通常需要逐步迁移到 JDBC 或其他数据访问方案。本项目提供自动化转换能力，将 iBatis XML 中的 SQL 定义转换为可审查、可执行的 JDBC 形式。</w:t>
+        <w:t>目前系统中 iBatis 已无法继续使用，但项目中仍留下大量 SQL 定义在 XML 文件中。由于 iBatis 停止维护，直接升级到 MyBatis 或其他 ORM 框架会面临兼容性问题、成本高、风险大等障碍。不得不转向使用 JDBC 来替代，但 JDBC 本身无法识别 iBatis XML 文件。手工将每条 SQL 从 XML 转换为代码工作量巨大，且测试验证成本极高（堪称地狱级别）。本项目通过自动化方案，智能解析 iBatis XML，自动展开动态标签，生成可供 JDBC 直接执行的 SQL 与参数列表，极大降低迁移成本与测试压力。</w:t>
       </w:r>
     </w:p>
     <w:p>
@@ -215,9 +202,6 @@
       </w:r>
     </w:p>
     <w:p>
-      <w:pPr>
-        <w:pStyle w:val="ListNumber"/>
-      </w:pPr>
       <w:r>
         <w:t>第一阶段：XML 解析与标签展开</w:t>
       </w:r>
@@ -231,9 +215,6 @@
       </w:r>
     </w:p>
     <w:p>
-      <w:pPr>
-        <w:pStyle w:val="ListNumber"/>
-      </w:pPr>
       <w:r>
         <w:t>第二阶段：JDBC 标准化</w:t>
       </w:r>
@@ -475,9 +456,6 @@
       </w:r>
     </w:p>
     <w:p>
-      <w:pPr>
-        <w:pStyle w:val="ListNumber"/>
-      </w:pPr>
       <w:r>
         <w:t>参数占位符：</w:t>
       </w:r>
@@ -487,7 +465,7 @@
         <w:pStyle w:val="ListBullet2"/>
       </w:pPr>
       <w:r>
-        <w:t>#param# - 参数替换为 ?（JDBC 模式）</w:t>
+        <w:t>#param# - 参数替换为 ?（JDBC prepared 模式）</w:t>
       </w:r>
     </w:p>
     <w:p>
@@ -495,13 +473,18 @@
         <w:pStyle w:val="ListBullet2"/>
       </w:pPr>
       <w:r>
-        <w:t>$param$ - 参数原样拼接（SQL 片段）</w:t>
+        <w:t>$param$ - 参数原样拼接（SQL 片段内联模式）</w:t>
       </w:r>
     </w:p>
     <w:p>
       <w:pPr>
-        <w:pStyle w:val="ListNumber"/>
-      </w:pPr>
+        <w:pStyle w:val="ListBullet2"/>
+      </w:pPr>
+      <w:r>
+        <w:t>多种参数类型自动推断：Map、String、Number、Bean、List、Array、Enum</w:t>
+      </w:r>
+    </w:p>
+    <w:p>
       <w:r>
         <w:t>条件标签：</w:t>
       </w:r>
@@ -555,9 +538,6 @@
       </w:r>
     </w:p>
     <w:p>
-      <w:pPr>
-        <w:pStyle w:val="ListNumber"/>
-      </w:pPr>
       <w:r>
         <w:t>集合处理：</w:t>
       </w:r>
@@ -579,9 +559,6 @@
       </w:r>
     </w:p>
     <w:p>
-      <w:pPr>
-        <w:pStyle w:val="ListNumber"/>
-      </w:pPr>
       <w:r>
         <w:t>其他特性：</w:t>
       </w:r>
@@ -683,9 +660,6 @@
       </w:r>
     </w:p>
     <w:p>
-      <w:pPr>
-        <w:pStyle w:val="ListNumber"/>
-      </w:pPr>
       <w:r>
         <w:t>IbatisToJdbcConverter：主转换器</w:t>
       </w:r>
@@ -723,9 +697,6 @@
       </w:r>
     </w:p>
     <w:p>
-      <w:pPr>
-        <w:pStyle w:val="ListNumber"/>
-      </w:pPr>
       <w:r>
         <w:t>ConvertedSql：转换结果对象</w:t>
       </w:r>
@@ -747,9 +718,6 @@
       </w:r>
     </w:p>
     <w:p>
-      <w:pPr>
-        <w:pStyle w:val="ListNumber"/>
-      </w:pPr>
       <w:r>
         <w:t>JdbcExecutor：JDBC 执行器</w:t>
       </w:r>
@@ -763,9 +731,6 @@
       </w:r>
     </w:p>
     <w:p>
-      <w:pPr>
-        <w:pStyle w:val="ListNumber"/>
-      </w:pPr>
       <w:r>
         <w:t>IbatisXmlSupport：XML 工具类</w:t>
       </w:r>
@@ -787,9 +752,6 @@
       </w:r>
     </w:p>
     <w:p>
-      <w:pPr>
-        <w:pStyle w:val="ListNumber"/>
-      </w:pPr>
       <w:r>
         <w:t>1. 扫描并加载 SQLMap 文件</w:t>
       </w:r>
@@ -799,7 +761,7 @@
         <w:pStyle w:val="ListBullet2"/>
       </w:pPr>
       <w:r>
-        <w:t>通过 loadSqlMapsFromClasspath 扫描 classpath、目录或 jar 中的 sqlmap 文件</w:t>
+        <w:t>通过 loadSqlMapsFromClasspath 扫描 classpath、目录或 jar 中的 *_sqlmap.xml 文件</w:t>
       </w:r>
     </w:p>
     <w:p>
@@ -807,13 +769,18 @@
         <w:pStyle w:val="ListBullet2"/>
       </w:pPr>
       <w:r>
-        <w:t>解析 XML 并建立 statement/sql/resultMap 索引</w:t>
+        <w:t>解析 XML 并建立 statement/sql/resultMap 索引到新快照</w:t>
       </w:r>
     </w:p>
     <w:p>
       <w:pPr>
-        <w:pStyle w:val="ListNumber"/>
-      </w:pPr>
+        <w:pStyle w:val="ListBullet2"/>
+      </w:pPr>
+      <w:r>
+        <w:t>原子切换生效，所有新请求立即使用新索引</w:t>
+      </w:r>
+    </w:p>
+    <w:p>
       <w:r>
         <w:t>2. 查询 statement 定义</w:t>
       </w:r>
@@ -823,13 +790,10 @@
         <w:pStyle w:val="ListBullet2"/>
       </w:pPr>
       <w:r>
-        <w:t>根据 statementId 定位对应的 SQL 语句</w:t>
+        <w:t>根据 statementId 从 activeSnapshot 定位对应的 SQL 语句</w:t>
       </w:r>
     </w:p>
     <w:p>
-      <w:pPr>
-        <w:pStyle w:val="ListNumber"/>
-      </w:pPr>
       <w:r>
         <w:t>3. 展开动态标签</w:t>
       </w:r>
@@ -843,9 +807,6 @@
       </w:r>
     </w:p>
     <w:p>
-      <w:pPr>
-        <w:pStyle w:val="ListNumber"/>
-      </w:pPr>
       <w:r>
         <w:t>4. 参数内联或占位</w:t>
       </w:r>
@@ -859,9 +820,6 @@
       </w:r>
     </w:p>
     <w:p>
-      <w:pPr>
-        <w:pStyle w:val="ListNumber"/>
-      </w:pPr>
       <w:r>
         <w:t>5. SQL 正规化</w:t>
       </w:r>
@@ -875,9 +833,6 @@
       </w:r>
     </w:p>
     <w:p>
-      <w:pPr>
-        <w:pStyle w:val="ListNumber"/>
-      </w:pPr>
       <w:r>
         <w:t>6. 返回转换结果</w:t>
       </w:r>
@@ -887,7 +842,7 @@
         <w:pStyle w:val="ListBullet2"/>
       </w:pPr>
       <w:r>
-        <w:t>ConvertedSql 对象包含 SQL、参数、元数据</w:t>
+        <w:t>ConvertedSql 对象包含 SQL、参数、元数据和 preparedBindings（JDBC参数列表）</w:t>
       </w:r>
     </w:p>
     <w:p>
@@ -916,15 +871,31 @@
         <w:pStyle w:val="ListBullet"/>
       </w:pPr>
       <w:r>
-        <w:t>预览模式（toPreviewSql()）：将 # 占位符替换为实际参数值（带类型转换）</w:t>
+        <w:t>预览模式（toPreviewSql()）：将 # 占位符替换为实际参数值（带类型转换），</w:t>
       </w:r>
     </w:p>
     <w:p>
       <w:pPr>
+        <w:pStyle w:val="ListBullet2"/>
+      </w:pPr>
+      <w:r>
+        <w:t>便于人工审查和 SQL 预览</w:t>
+      </w:r>
+    </w:p>
+    <w:p>
+      <w:pPr>
         <w:pStyle w:val="ListBullet"/>
       </w:pPr>
       <w:r>
-        <w:t>JDBC 模式（getPreparedBindings()）：将 # 占位符转为 ?，维护有序的参数列表，供 PreparedStatement 绑定</w:t>
+        <w:t>JDBC 模式（getPreparedBindings()）：将 # 占位符转为 ?，</w:t>
+      </w:r>
+    </w:p>
+    <w:p>
+      <w:pPr>
+        <w:pStyle w:val="ListBullet2"/>
+      </w:pPr>
+      <w:r>
+        <w:t>维护有序的参数列表（preparedBindings），供 PreparedStatement 按顺序绑定</w:t>
       </w:r>
     </w:p>
     <w:p>
@@ -995,6 +966,83 @@
     </w:p>
     <w:p>
       <w:pPr>
+        <w:pStyle w:val="Heading2"/>
+      </w:pPr>
+      <w:r>
+        <w:t>5.4 XML热更新机制（双缓冲+原子切换）</w:t>
+      </w:r>
+    </w:p>
+    <w:p>
+      <w:r>
+        <w:t>为支持SQLMap的在线热更新，系统采用"双缓冲+原子切换"无锁设计，确保热更新过程中的高并发安全：</w:t>
+      </w:r>
+    </w:p>
+    <w:p>
+      <w:pPr>
+        <w:pStyle w:val="ListBullet"/>
+      </w:pPr>
+      <w:r>
+        <w:t>加载新XML：后台线程构建完整的新快照（statement索引、sql片段、resultMap等全量数据）</w:t>
+      </w:r>
+    </w:p>
+    <w:p>
+      <w:pPr>
+        <w:pStyle w:val="ListBullet"/>
+      </w:pPr>
+      <w:r>
+        <w:t>原子切换：新快照构建完成后，通过AtomicReference一次性原子切换指针，瞬间完成切换</w:t>
+      </w:r>
+    </w:p>
+    <w:p>
+      <w:pPr>
+        <w:pStyle w:val="ListBullet"/>
+      </w:pPr>
+      <w:r>
+        <w:t>读取无锁：所有请求直接读volatile activeSnapshot，完全无需加锁，避免热更新期间的性能下降</w:t>
+      </w:r>
+    </w:p>
+    <w:p>
+      <w:pPr>
+        <w:pStyle w:val="ListBullet"/>
+      </w:pPr>
+      <w:r>
+        <w:t>并发安全保证：</w:t>
+      </w:r>
+    </w:p>
+    <w:p>
+      <w:pPr>
+        <w:pStyle w:val="ListBullet2"/>
+      </w:pPr>
+      <w:r>
+        <w:t>旧请求继续使用旧快照，新请求立即使用新快照，新旧快照不会交织</w:t>
+      </w:r>
+    </w:p>
+    <w:p>
+      <w:pPr>
+        <w:pStyle w:val="ListBullet2"/>
+      </w:pPr>
+      <w:r>
+        <w:t>热更新时旧请求不受阻，新请求不等待，零延迟、零阻塞</w:t>
+      </w:r>
+    </w:p>
+    <w:p>
+      <w:pPr>
+        <w:pStyle w:val="ListBullet2"/>
+      </w:pPr>
+      <w:r>
+        <w:t>旧快照自动垃圾回收，无需手动管理</w:t>
+      </w:r>
+    </w:p>
+    <w:p>
+      <w:pPr>
+        <w:pStyle w:val="ListBullet"/>
+      </w:pPr>
+      <w:r>
+        <w:t>运维优势：无需重启应用即可加载最新SQLMap文件，提升系统可用性和灵活性</w:t>
+      </w:r>
+    </w:p>
+    <w:p>
+      <w:pPr>
         <w:pStyle w:val="Heading1"/>
       </w:pPr>
       <w:r>
@@ -1208,6 +1256,30 @@
     </w:p>
     <w:p>
       <w:pPr>
+        <w:pStyle w:val="ListBullet"/>
+      </w:pPr>
+      <w:r>
+        <w:t>热更新支持：无需重启应用即可加载最新 SQLMap，大幅提升运维效率</w:t>
+      </w:r>
+    </w:p>
+    <w:p>
+      <w:pPr>
+        <w:pStyle w:val="ListBullet"/>
+      </w:pPr>
+      <w:r>
+        <w:t>高并发安全：采用双缓冲+原子切换，在高并发场景下无需加锁</w:t>
+      </w:r>
+    </w:p>
+    <w:p>
+      <w:pPr>
+        <w:pStyle w:val="ListBullet"/>
+      </w:pPr>
+      <w:r>
+        <w:t>综合最优：在兼容性、迁移成本与落地风险约束下，可视为当前阶段可能的最优解</w:t>
+      </w:r>
+    </w:p>
+    <w:p>
+      <w:pPr>
         <w:pStyle w:val="Heading1"/>
       </w:pPr>
       <w:r>
@@ -1232,10 +1304,10 @@
     </w:p>
     <w:p>
       <w:pPr>
-        <w:pStyle w:val="ListBullet"/>
+        <w:pStyle w:val="Heading2"/>
       </w:pPr>
       <w:r>
-        <w:t>增强参数验证：类型检查、范围验证</w:t>
+        <w:t>8.2 性能优化（未来方向）</w:t>
       </w:r>
     </w:p>
     <w:p>
@@ -1243,31 +1315,31 @@
         <w:pStyle w:val="ListBullet"/>
       </w:pPr>
       <w:r>
-        <w:t>优化 SQL 格式化：自动缩进、关键字高亮</w:t>
+        <w:t>分片索引：对超大规模 SQLMap 进行分片优化</w:t>
       </w:r>
     </w:p>
     <w:p>
       <w:pPr>
-        <w:pStyle w:val="Heading2"/>
+        <w:pStyle w:val="ListBullet"/>
       </w:pPr>
       <w:r>
-        <w:t>8.2 工具扩展</w:t>
+        <w:t>智能缓存失效：根据文件变动细粒度更新索引</w:t>
       </w:r>
     </w:p>
     <w:p>
       <w:pPr>
-        <w:pStyle w:val="ListBullet"/>
+        <w:pStyle w:val="Heading1"/>
       </w:pPr>
       <w:r>
-        <w:t>Web UI：提供在线转换界面</w:t>
+        <w:t>9. 技术栈</w:t>
       </w:r>
     </w:p>
     <w:p>
       <w:pPr>
-        <w:pStyle w:val="ListBullet"/>
+        <w:pStyle w:val="Heading2"/>
       </w:pPr>
       <w:r>
-        <w:t>IDE 插件：VS Code / IntelliJ IDEA 集成</w:t>
+        <w:t>9.1 依赖与第三方包说明</w:t>
       </w:r>
     </w:p>
     <w:p>
@@ -1275,7 +1347,7 @@
         <w:pStyle w:val="ListBullet"/>
       </w:pPr>
       <w:r>
-        <w:t>CLI 工具：命令行批量处理</w:t>
+        <w:t>生产代码依赖：仅使用 Java 8 标准库（java.* / javax.* / org.w3c.dom / org.xml.sax）</w:t>
       </w:r>
     </w:p>
     <w:p>
@@ -1283,47 +1355,15 @@
         <w:pStyle w:val="ListBullet"/>
       </w:pPr>
       <w:r>
-        <w:t>数据库集成：支持直接执行验证</w:t>
+        <w:t>第三方运行时依赖：无（不依赖 Spring、MyBatis、Apache Commons 等外部库）</w:t>
       </w:r>
     </w:p>
     <w:p>
       <w:pPr>
-        <w:pStyle w:val="Heading2"/>
+        <w:pStyle w:val="ListBullet"/>
       </w:pPr>
       <w:r>
-        <w:t>8.3 性能优化</w:t>
-      </w:r>
-    </w:p>
-    <w:p>
-      <w:pPr>
-        <w:pStyle w:val="ListBullet"/>
-      </w:pPr>
-      <w:r>
-        <w:t>缓存机制：预解析 XML，加速重复转换</w:t>
-      </w:r>
-    </w:p>
-    <w:p>
-      <w:pPr>
-        <w:pStyle w:val="ListBullet"/>
-      </w:pPr>
-      <w:r>
-        <w:t>并行处理：多线程处理大规模 SQLMap</w:t>
-      </w:r>
-    </w:p>
-    <w:p>
-      <w:pPr>
-        <w:pStyle w:val="ListBullet"/>
-      </w:pPr>
-      <w:r>
-        <w:t>增量更新：只处理变更的 statement</w:t>
-      </w:r>
-    </w:p>
-    <w:p>
-      <w:pPr>
-        <w:pStyle w:val="Heading1"/>
-      </w:pPr>
-      <w:r>
-        <w:t>9. 技术栈</w:t>
+        <w:t>测试依赖：仅引入 JUnit 5（org.junit.jupiter），作用域为 test，不进入生产运行时</w:t>
       </w:r>
     </w:p>
     <w:p>
@@ -1382,7 +1422,7 @@
     <w:p/>
     <w:p>
       <w:r>
-        <w:t>该方案适用于遗留系统现代化改造场景，可在保持业务连续性的前提下分阶段推进。后续可继续扩展工具链能力，例如 Web 界面、IDE 集成和批量处理能力。</w:t>
+        <w:t>该方案适用于遗留系统现代化改造场景，可在保持业务连续性的前提下分阶段推进。在现有系统约束与迁移目标下，该方案可视为当前阶段可能的最优解。</w:t>
       </w:r>
     </w:p>
     <w:sectPr>

--- a/iBatis转JDBC转换方案报告.docx
+++ b/iBatis转JDBC转换方案报告.docx
@@ -47,7 +47,7 @@
         <w:rPr>
           <w:sz w:val="22"/>
         </w:rPr>
-        <w:t>版本：v1.1</w:t>
+        <w:t>版本：v1.2</w:t>
       </w:r>
     </w:p>
     <w:p>
@@ -112,6 +112,11 @@
     <w:p>
       <w:r>
         <w:t>10. 总结</w:t>
+      </w:r>
+    </w:p>
+    <w:p>
+      <w:r>
+        <w:t>11. 落地计划（里程碑）</w:t>
       </w:r>
     </w:p>
     <w:p>
@@ -441,6 +446,326 @@
     </w:tbl>
     <w:p>
       <w:pPr>
+        <w:pStyle w:val="Heading2"/>
+      </w:pPr>
+      <w:r>
+        <w:t>2.3 iBatis2 参数类型兼容策略（上线防错）</w:t>
+      </w:r>
+    </w:p>
+    <w:p>
+      <w:r>
+        <w:t>为避免迁移后线上参数类型错配导致数据库层异常，系统在转换入口增加 parameterClass 校验与规范化，策略以“与 iBatis2 行为对齐 + 应用层 fail-fast”为原则。</w:t>
+      </w:r>
+    </w:p>
+    <w:tbl>
+      <w:tblPr>
+        <w:tblStyle w:val="LightGrid-Accent1"/>
+        <w:tblW w:type="auto" w:w="0"/>
+        <w:tblLook w:firstColumn="1" w:firstRow="1" w:lastColumn="0" w:lastRow="0" w:noHBand="0" w:noVBand="1" w:val="04A0"/>
+      </w:tblPr>
+      <w:tblGrid>
+        <w:gridCol w:w="2160"/>
+        <w:gridCol w:w="2160"/>
+        <w:gridCol w:w="2160"/>
+        <w:gridCol w:w="2160"/>
+      </w:tblGrid>
+      <w:tr>
+        <w:tc>
+          <w:tcPr>
+            <w:tcW w:type="dxa" w:w="2160"/>
+          </w:tcPr>
+          <w:p>
+            <w:r>
+              <w:t>声明类型（parameterClass）</w:t>
+            </w:r>
+          </w:p>
+        </w:tc>
+        <w:tc>
+          <w:tcPr>
+            <w:tcW w:type="dxa" w:w="2160"/>
+          </w:tcPr>
+          <w:p>
+            <w:r>
+              <w:t>输入示例</w:t>
+            </w:r>
+          </w:p>
+        </w:tc>
+        <w:tc>
+          <w:tcPr>
+            <w:tcW w:type="dxa" w:w="2160"/>
+          </w:tcPr>
+          <w:p>
+            <w:r>
+              <w:t>处理结果</w:t>
+            </w:r>
+          </w:p>
+        </w:tc>
+        <w:tc>
+          <w:tcPr>
+            <w:tcW w:type="dxa" w:w="2160"/>
+          </w:tcPr>
+          <w:p>
+            <w:r>
+              <w:t>兼容性结论</w:t>
+            </w:r>
+          </w:p>
+        </w:tc>
+      </w:tr>
+      <w:tr>
+        <w:tc>
+          <w:tcPr>
+            <w:tcW w:type="dxa" w:w="2160"/>
+          </w:tcPr>
+          <w:p>
+            <w:r>
+              <w:t>long</w:t>
+            </w:r>
+          </w:p>
+        </w:tc>
+        <w:tc>
+          <w:tcPr>
+            <w:tcW w:type="dxa" w:w="2160"/>
+          </w:tcPr>
+          <w:p>
+            <w:r>
+              <w:t>"123"</w:t>
+            </w:r>
+          </w:p>
+        </w:tc>
+        <w:tc>
+          <w:tcPr>
+            <w:tcW w:type="dxa" w:w="2160"/>
+          </w:tcPr>
+          <w:p>
+            <w:r>
+              <w:t>转为 123L</w:t>
+            </w:r>
+          </w:p>
+        </w:tc>
+        <w:tc>
+          <w:tcPr>
+            <w:tcW w:type="dxa" w:w="2160"/>
+          </w:tcPr>
+          <w:p>
+            <w:r>
+              <w:t>与 iBatis2 常见行为一致（数值字符串可解析）</w:t>
+            </w:r>
+          </w:p>
+        </w:tc>
+      </w:tr>
+      <w:tr>
+        <w:tc>
+          <w:tcPr>
+            <w:tcW w:type="dxa" w:w="2160"/>
+          </w:tcPr>
+          <w:p>
+            <w:r>
+              <w:t>long</w:t>
+            </w:r>
+          </w:p>
+        </w:tc>
+        <w:tc>
+          <w:tcPr>
+            <w:tcW w:type="dxa" w:w="2160"/>
+          </w:tcPr>
+          <w:p>
+            <w:r>
+              <w:t>123 (Integer)</w:t>
+            </w:r>
+          </w:p>
+        </w:tc>
+        <w:tc>
+          <w:tcPr>
+            <w:tcW w:type="dxa" w:w="2160"/>
+          </w:tcPr>
+          <w:p>
+            <w:r>
+              <w:t>转为 123L</w:t>
+            </w:r>
+          </w:p>
+        </w:tc>
+        <w:tc>
+          <w:tcPr>
+            <w:tcW w:type="dxa" w:w="2160"/>
+          </w:tcPr>
+          <w:p>
+            <w:r>
+              <w:t>与 iBatis2 常见行为一致（数值类型可归一）</w:t>
+            </w:r>
+          </w:p>
+        </w:tc>
+      </w:tr>
+      <w:tr>
+        <w:tc>
+          <w:tcPr>
+            <w:tcW w:type="dxa" w:w="2160"/>
+          </w:tcPr>
+          <w:p>
+            <w:r>
+              <w:t>long</w:t>
+            </w:r>
+          </w:p>
+        </w:tc>
+        <w:tc>
+          <w:tcPr>
+            <w:tcW w:type="dxa" w:w="2160"/>
+          </w:tcPr>
+          <w:p>
+            <w:r>
+              <w:t>""</w:t>
+            </w:r>
+          </w:p>
+        </w:tc>
+        <w:tc>
+          <w:tcPr>
+            <w:tcW w:type="dxa" w:w="2160"/>
+          </w:tcPr>
+          <w:p>
+            <w:r>
+              <w:t>抛异常（empty string cannot be converted to number）</w:t>
+            </w:r>
+          </w:p>
+        </w:tc>
+        <w:tc>
+          <w:tcPr>
+            <w:tcW w:type="dxa" w:w="2160"/>
+          </w:tcPr>
+          <w:p>
+            <w:r>
+              <w:t>与 iBatis2 严格类型语义一致</w:t>
+            </w:r>
+          </w:p>
+        </w:tc>
+      </w:tr>
+      <w:tr>
+        <w:tc>
+          <w:tcPr>
+            <w:tcW w:type="dxa" w:w="2160"/>
+          </w:tcPr>
+          <w:p>
+            <w:r>
+              <w:t>long</w:t>
+            </w:r>
+          </w:p>
+        </w:tc>
+        <w:tc>
+          <w:tcPr>
+            <w:tcW w:type="dxa" w:w="2160"/>
+          </w:tcPr>
+          <w:p>
+            <w:r>
+              <w:t>true</w:t>
+            </w:r>
+          </w:p>
+        </w:tc>
+        <w:tc>
+          <w:tcPr>
+            <w:tcW w:type="dxa" w:w="2160"/>
+          </w:tcPr>
+          <w:p>
+            <w:r>
+              <w:t>抛异常（expected numeric value）</w:t>
+            </w:r>
+          </w:p>
+        </w:tc>
+        <w:tc>
+          <w:tcPr>
+            <w:tcW w:type="dxa" w:w="2160"/>
+          </w:tcPr>
+          <w:p>
+            <w:r>
+              <w:t>与 iBatis2 严格类型语义一致</w:t>
+            </w:r>
+          </w:p>
+        </w:tc>
+      </w:tr>
+      <w:tr>
+        <w:tc>
+          <w:tcPr>
+            <w:tcW w:type="dxa" w:w="2160"/>
+          </w:tcPr>
+          <w:p>
+            <w:r>
+              <w:t>long</w:t>
+            </w:r>
+          </w:p>
+        </w:tc>
+        <w:tc>
+          <w:tcPr>
+            <w:tcW w:type="dxa" w:w="2160"/>
+          </w:tcPr>
+          <w:p>
+            <w:r>
+              <w:t>null</w:t>
+            </w:r>
+          </w:p>
+        </w:tc>
+        <w:tc>
+          <w:tcPr>
+            <w:tcW w:type="dxa" w:w="2160"/>
+          </w:tcPr>
+          <w:p>
+            <w:r>
+              <w:t>保留 null（不转 0）</w:t>
+            </w:r>
+          </w:p>
+        </w:tc>
+        <w:tc>
+          <w:tcPr>
+            <w:tcW w:type="dxa" w:w="2160"/>
+          </w:tcPr>
+          <w:p>
+            <w:r>
+              <w:t>与 iBatis2 默认行为一致（未配置 nullValue）</w:t>
+            </w:r>
+          </w:p>
+        </w:tc>
+      </w:tr>
+      <w:tr>
+        <w:tc>
+          <w:tcPr>
+            <w:tcW w:type="dxa" w:w="2160"/>
+          </w:tcPr>
+          <w:p>
+            <w:r>
+              <w:t>map</w:t>
+            </w:r>
+          </w:p>
+        </w:tc>
+        <w:tc>
+          <w:tcPr>
+            <w:tcW w:type="dxa" w:w="2160"/>
+          </w:tcPr>
+          <w:p>
+            <w:r>
+              <w:t>List / String</w:t>
+            </w:r>
+          </w:p>
+        </w:tc>
+        <w:tc>
+          <w:tcPr>
+            <w:tcW w:type="dxa" w:w="2160"/>
+          </w:tcPr>
+          <w:p>
+            <w:r>
+              <w:t>抛异常（expected map-like object）</w:t>
+            </w:r>
+          </w:p>
+        </w:tc>
+        <w:tc>
+          <w:tcPr>
+            <w:tcW w:type="dxa" w:w="2160"/>
+          </w:tcPr>
+          <w:p>
+            <w:r>
+              <w:t>与 iBatis2 参数契约一致</w:t>
+            </w:r>
+          </w:p>
+        </w:tc>
+      </w:tr>
+    </w:tbl>
+    <w:p>
+      <w:pPr>
         <w:pStyle w:val="Heading1"/>
       </w:pPr>
       <w:r>
@@ -1118,7 +1443,7 @@
         <w:pStyle w:val="ListBullet"/>
       </w:pPr>
       <w:r>
-        <w:t>测试规模：以当前代码库实际测试集合为准</w:t>
+        <w:t>关键回归命令：mvn clean -q -Dtest=IbatisToJdbcConverterTest test</w:t>
       </w:r>
     </w:p>
     <w:p>
@@ -1126,7 +1451,55 @@
         <w:pStyle w:val="ListBullet"/>
       </w:pPr>
       <w:r>
-        <w:t>测试结果：以本次执行输出为准</w:t>
+        <w:t>测试规模：IbatisToJdbcConverterTest（当前 19 个用例）</w:t>
+      </w:r>
+    </w:p>
+    <w:p>
+      <w:pPr>
+        <w:pStyle w:val="ListBullet"/>
+      </w:pPr>
+      <w:r>
+        <w:t>测试结果：通过（最近一次执行 TEST_EXIT:0）</w:t>
+      </w:r>
+    </w:p>
+    <w:p>
+      <w:pPr>
+        <w:pStyle w:val="Heading2"/>
+      </w:pPr>
+      <w:r>
+        <w:t>6.4 关键新增验证点（本轮）</w:t>
+      </w:r>
+    </w:p>
+    <w:p>
+      <w:pPr>
+        <w:pStyle w:val="ListBullet"/>
+      </w:pPr>
+      <w:r>
+        <w:t>新增泛型查询能力：queryForObject/queryForList(Class&lt;T&gt;) 与 query(RowMapper&lt;T&gt;)</w:t>
+      </w:r>
+    </w:p>
+    <w:p>
+      <w:pPr>
+        <w:pStyle w:val="ListBullet"/>
+      </w:pPr>
+      <w:r>
+        <w:t>新增 iBatis2 参数类型对齐校验：在 convertPrepared 入口进行 parameterClass 验证</w:t>
+      </w:r>
+    </w:p>
+    <w:p>
+      <w:pPr>
+        <w:pStyle w:val="ListBullet"/>
+      </w:pPr>
+      <w:r>
+        <w:t>参数兼容综合测试：已合并为单一测试方法，覆盖 11 个场景并附注释</w:t>
+      </w:r>
+    </w:p>
+    <w:p>
+      <w:pPr>
+        <w:pStyle w:val="ListBullet"/>
+      </w:pPr>
+      <w:r>
+        <w:t>异常测试整合：statement/include/resultMap 缺失场景已合并并通过</w:t>
       </w:r>
     </w:p>
     <w:p>
@@ -1300,6 +1673,46 @@
       </w:pPr>
       <w:r>
         <w:t>支持更多 iBatis 标签：placeholder、typeAlias 等</w:t>
+      </w:r>
+    </w:p>
+    <w:p>
+      <w:pPr>
+        <w:pStyle w:val="Heading2"/>
+      </w:pPr>
+      <w:r>
+        <w:t>8.3 风险边界与治理建议</w:t>
+      </w:r>
+    </w:p>
+    <w:p>
+      <w:pPr>
+        <w:pStyle w:val="ListBullet"/>
+      </w:pPr>
+      <w:r>
+        <w:t>SQL 注入风险：$param$ 为原样拼接，必须在调用侧对来源与白名单做限制</w:t>
+      </w:r>
+    </w:p>
+    <w:p>
+      <w:pPr>
+        <w:pStyle w:val="ListBullet"/>
+      </w:pPr>
+      <w:r>
+        <w:t>类型契约风险：parameterClass 与实参不一致会 fail-fast，建议迁移期先做全量扫描</w:t>
+      </w:r>
+    </w:p>
+    <w:p>
+      <w:pPr>
+        <w:pStyle w:val="ListBullet"/>
+      </w:pPr>
+      <w:r>
+        <w:t>兼容性风险：个别历史 SQL 可能依赖隐式类型转换，需通过报告逐条核验</w:t>
+      </w:r>
+    </w:p>
+    <w:p>
+      <w:pPr>
+        <w:pStyle w:val="ListBullet"/>
+      </w:pPr>
+      <w:r>
+        <w:t>运维风险：热更新需纳入变更流程（灰度、回滚、审计）</w:t>
       </w:r>
     </w:p>
     <w:p>
@@ -1423,6 +1836,86 @@
     <w:p>
       <w:r>
         <w:t>该方案适用于遗留系统现代化改造场景，可在保持业务连续性的前提下分阶段推进。在现有系统约束与迁移目标下，该方案可视为当前阶段可能的最优解。</w:t>
+      </w:r>
+    </w:p>
+    <w:p>
+      <w:pPr>
+        <w:pStyle w:val="Heading1"/>
+      </w:pPr>
+      <w:r>
+        <w:t>11. 落地计划（里程碑）</w:t>
+      </w:r>
+    </w:p>
+    <w:p>
+      <w:pPr>
+        <w:pStyle w:val="Heading2"/>
+      </w:pPr>
+      <w:r>
+        <w:t>11.1 里程碑划分</w:t>
+      </w:r>
+    </w:p>
+    <w:p>
+      <w:pPr>
+        <w:pStyle w:val="ListBullet"/>
+      </w:pPr>
+      <w:r>
+        <w:t>M1【已完成】：已完成 SQLMap 清单扫描与高风险语句标注（$param$、复杂 dynamic）</w:t>
+      </w:r>
+    </w:p>
+    <w:p>
+      <w:pPr>
+        <w:pStyle w:val="ListBullet"/>
+      </w:pPr>
+      <w:r>
+        <w:t>M2【已完成】：已完成转换器接入与 parameterClass 类型错配治理</w:t>
+      </w:r>
+    </w:p>
+    <w:p>
+      <w:pPr>
+        <w:pStyle w:val="ListBullet"/>
+      </w:pPr>
+      <w:r>
+        <w:t>M3【未开始】：完成项目中 iBatis 调用的全量替换（切换到 JdbcExecutor/SpringJdbcExecutor）并完成联调</w:t>
+      </w:r>
+    </w:p>
+    <w:p>
+      <w:pPr>
+        <w:pStyle w:val="ListBullet"/>
+      </w:pPr>
+      <w:r>
+        <w:t>M4【未开始】：上线后监控与热更新治理，持续优化边角场景（所有 SQL 均为运行时自动转换，后续如有新增 XML 也可自动支持，无需手工静态替换）</w:t>
+      </w:r>
+    </w:p>
+    <w:p>
+      <w:pPr>
+        <w:pStyle w:val="Heading2"/>
+      </w:pPr>
+      <w:r>
+        <w:t>11.2 验收标准</w:t>
+      </w:r>
+    </w:p>
+    <w:p>
+      <w:pPr>
+        <w:pStyle w:val="ListBullet"/>
+      </w:pPr>
+      <w:r>
+        <w:t>功能验收：关键业务 SQL 全量通过转换并可执行（所有 SQL 均在运行时自动转换，无需静态替换）；被融合项目的 iBatis 调用已全量替换为新方法，未替换项为 0</w:t>
+      </w:r>
+    </w:p>
+    <w:p>
+      <w:pPr>
+        <w:pStyle w:val="ListBullet"/>
+      </w:pPr>
+      <w:r>
+        <w:t>质量验收：核心测试通过率 100%，无阻断级回归问题</w:t>
+      </w:r>
+    </w:p>
+    <w:p>
+      <w:pPr>
+        <w:pStyle w:val="ListBullet"/>
+      </w:pPr>
+      <w:r>
+        <w:t>运行验收：系统稳定运行，无严重故障或高优先级问题</w:t>
       </w:r>
     </w:p>
     <w:sectPr>
